--- a/Hujjatlar/Tijorat taklif/Azamat aka/Hamkorlik taklifi.docx
+++ b/Hujjatlar/Tijorat taklif/Azamat aka/Hamkorlik taklifi.docx
@@ -2098,7 +2098,17 @@
           <w:szCs w:val="28"/>
           <w:lang w:val="en-US"/>
         </w:rPr>
-        <w:t>mijozlarga</w:t>
+        <w:t>mijozlar</w:t>
+      </w:r>
+      <w:bookmarkStart w:id="0" w:name="_GoBack"/>
+      <w:bookmarkEnd w:id="0"/>
+      <w:r>
+        <w:rPr>
+          <w:sz w:val="24"/>
+          <w:szCs w:val="28"/>
+          <w:lang w:val="en-US"/>
+        </w:rPr>
+        <w:t>ga</w:t>
       </w:r>
       <w:proofErr w:type="spellEnd"/>
       <w:r>
@@ -3346,17 +3356,7 @@
           <w:szCs w:val="28"/>
           <w:lang w:val="en-US"/>
         </w:rPr>
-        <w:t>Prezide</w:t>
-      </w:r>
-      <w:bookmarkStart w:id="0" w:name="_GoBack"/>
-      <w:bookmarkEnd w:id="0"/>
-      <w:r>
-        <w:rPr>
-          <w:sz w:val="24"/>
-          <w:szCs w:val="28"/>
-          <w:lang w:val="en-US"/>
-        </w:rPr>
-        <w:t>ntimiz</w:t>
+        <w:t>Prezidentimiz</w:t>
       </w:r>
       <w:proofErr w:type="spellEnd"/>
       <w:r>
